--- a/CV_Material_Nacho/extras/cvs_personalizados/cv_lotba_investigacion.docx
+++ b/CV_Material_Nacho/extras/cvs_personalizados/cv_lotba_investigacion.docx
@@ -4,19 +4,28 @@
   <w:body>
     <w:p>
       <w:r>
+        <w:rPr>
+          <w:b/>
+          <w:sz w:val="32"/>
+        </w:rPr>
         <w:t>Ignacio Palmeri</w:t>
       </w:r>
     </w:p>
     <w:p>
+      <w:pPr/>
       <w:r>
+        <w:rPr>
+          <w:color w:val="555555"/>
+          <w:sz w:val="17"/>
+        </w:rPr>
         <w:t>Temperley, Buenos Aires, Argentina | +54 9 11 5509-0832 | ignaciopalmeri1@gmail.com | linkedin.com/in/ignaciopalmeri | github.com/nachopalmeri | ignaciopalmeri.vercel.app</w:t>
       </w:r>
     </w:p>
     <w:p>
+      <w:pPr>
+        <w:pStyle w:val="Heading1"/>
+      </w:pPr>
       <w:r>
-        <w:rPr>
-          <w:b/>
-        </w:rPr>
         <w:t>PERFIL PROFESIONAL</w:t>
       </w:r>
     </w:p>
@@ -26,16 +35,22 @@
       </w:r>
     </w:p>
     <w:p>
+      <w:pPr>
+        <w:pStyle w:val="Heading1"/>
+      </w:pPr>
       <w:r>
-        <w:rPr>
-          <w:b/>
-        </w:rPr>
         <w:t>EDUCACIÓN</w:t>
       </w:r>
     </w:p>
     <w:p>
       <w:r>
-        <w:t>Licenciatura en Gestión de Tecnologías de la Información — UADE | Mar 2025 – Dic 2028 (estimado)</w:t>
+        <w:rPr>
+          <w:b/>
+        </w:rPr>
+        <w:t>Licenciatura en Gestión de Tecnologías de la Información — UADE</w:t>
+      </w:r>
+      <w:r>
+        <w:t xml:space="preserve"> | Mar 2025 – Dic 2028 (estimado)</w:t>
       </w:r>
     </w:p>
     <w:p>
@@ -56,7 +71,13 @@
     </w:p>
     <w:p>
       <w:r>
-        <w:t>Bachiller en Economía y Administración — Colegio Eccleston | Egresado 20/12/2024</w:t>
+        <w:rPr>
+          <w:b/>
+        </w:rPr>
+        <w:t>Bachiller en Economía y Administración — Colegio Eccleston</w:t>
+      </w:r>
+      <w:r>
+        <w:t xml:space="preserve"> | Egresado 20/12/2024</w:t>
       </w:r>
     </w:p>
     <w:p>
@@ -68,16 +89,22 @@
       </w:r>
     </w:p>
     <w:p>
+      <w:pPr>
+        <w:pStyle w:val="Heading1"/>
+      </w:pPr>
       <w:r>
-        <w:rPr>
-          <w:b/>
-        </w:rPr>
         <w:t>EXPERIENCIA</w:t>
       </w:r>
     </w:p>
     <w:p>
       <w:r>
-        <w:t>Representante de Atención al Cliente — Grido (franquicia) | Oct 2023 – Presente</w:t>
+        <w:rPr>
+          <w:b/>
+        </w:rPr>
+        <w:t>Representante de Atención al Cliente — Grido (franquicia)</w:t>
+      </w:r>
+      <w:r>
+        <w:t xml:space="preserve"> | Oct 2023 – Presente</w:t>
       </w:r>
     </w:p>
     <w:p>
@@ -105,16 +132,22 @@
       </w:r>
     </w:p>
     <w:p>
+      <w:pPr>
+        <w:pStyle w:val="Heading1"/>
+      </w:pPr>
       <w:r>
-        <w:rPr>
-          <w:b/>
-        </w:rPr>
         <w:t>PROYECTOS (INVESTIGACIÓN Y ANÁLISIS APLICADO)</w:t>
       </w:r>
     </w:p>
     <w:p>
       <w:r>
-        <w:t>Sistema personal de investigación y análisis (job-search system) | 2026</w:t>
+        <w:rPr>
+          <w:b/>
+        </w:rPr>
+        <w:t>Sistema personal de investigación y análisis (job-search system)</w:t>
+      </w:r>
+      <w:r>
+        <w:t xml:space="preserve"> | 2026</w:t>
       </w:r>
     </w:p>
     <w:p>
@@ -148,7 +181,13 @@
     </w:p>
     <w:p>
       <w:r>
-        <w:t>Agents System — Workflow personal de investigación asistida por IA | 2026</w:t>
+        <w:rPr>
+          <w:b/>
+        </w:rPr>
+        <w:t>Agents System — Workflow personal de investigación asistida por IA</w:t>
+      </w:r>
+      <w:r>
+        <w:t xml:space="preserve"> | 2026</w:t>
       </w:r>
     </w:p>
     <w:p>
@@ -174,7 +213,13 @@
     </w:p>
     <w:p>
       <w:r>
-        <w:t>JobBot — Asistente de búsqueda con IA (bot + dashboard) | 2026</w:t>
+        <w:rPr>
+          <w:b/>
+        </w:rPr>
+        <w:t>JobBot — Asistente de búsqueda con IA (bot + dashboard)</w:t>
+      </w:r>
+      <w:r>
+        <w:t xml:space="preserve"> | 2026</w:t>
       </w:r>
     </w:p>
     <w:p>
@@ -191,10 +236,10 @@
       </w:r>
     </w:p>
     <w:p>
+      <w:pPr>
+        <w:pStyle w:val="Heading1"/>
+      </w:pPr>
       <w:r>
-        <w:rPr>
-          <w:b/>
-        </w:rPr>
         <w:t>COMPETENCIAS TÉCNICAS</w:t>
       </w:r>
     </w:p>
@@ -203,7 +248,13 @@
         <w:pStyle w:val="ListBullet"/>
       </w:pPr>
       <w:r>
-        <w:t>Investigación y análisis: Búsquedas en fuentes abiertas e internet, OSINT básico, verificación de información, organización y clasificación de grandes volúmenes de datos, detección de patrones y relaciones, redacción de informes y presentaciones</w:t>
+        <w:rPr>
+          <w:b/>
+        </w:rPr>
+        <w:t>Investigación y análisis:</w:t>
+      </w:r>
+      <w:r>
+        <w:t xml:space="preserve"> Búsquedas en fuentes abiertas e internet, OSINT básico, verificación de información, organización y clasificación de grandes volúmenes de datos, detección de patrones y relaciones, redacción de informes y presentaciones</w:t>
       </w:r>
     </w:p>
     <w:p>
@@ -211,7 +262,13 @@
         <w:pStyle w:val="ListBullet"/>
       </w:pPr>
       <w:r>
-        <w:t>Datos: Excel intermedio/avanzado (fórmulas, tablas dinámicas, cruce de datos), SQL, PostgreSQL, SQLite, Python (pandas, NumPy), tableros con Next.js/React</w:t>
+        <w:rPr>
+          <w:b/>
+        </w:rPr>
+        <w:t>Datos:</w:t>
+      </w:r>
+      <w:r>
+        <w:t xml:space="preserve"> Excel intermedio/avanzado (fórmulas, tablas dinámicas, cruce de datos), SQL, PostgreSQL, SQLite, Python (pandas, NumPy), tableros con Next.js/React</w:t>
       </w:r>
     </w:p>
     <w:p>
@@ -219,7 +276,13 @@
         <w:pStyle w:val="ListBullet"/>
       </w:pPr>
       <w:r>
-        <w:t>IA aplicada: LLMs (Claude, Groq, Gemini), ingeniería de prompts, agentes de investigación, automatización de relevamientos</w:t>
+        <w:rPr>
+          <w:b/>
+        </w:rPr>
+        <w:t>IA aplicada:</w:t>
+      </w:r>
+      <w:r>
+        <w:t xml:space="preserve"> LLMs (Claude, Groq, Gemini), ingeniería de prompts, agentes de investigación, automatización de relevamientos</w:t>
       </w:r>
     </w:p>
     <w:p>
@@ -227,7 +290,13 @@
         <w:pStyle w:val="ListBullet"/>
       </w:pPr>
       <w:r>
-        <w:t>Entornos digitales: Plataformas web, redes sociales, perfiles digitales, medios de pago (conocimiento práctico de ecosistemas digitales)</w:t>
+        <w:rPr>
+          <w:b/>
+        </w:rPr>
+        <w:t>Entornos digitales:</w:t>
+      </w:r>
+      <w:r>
+        <w:t xml:space="preserve"> Plataformas web, redes sociales, perfiles digitales, medios de pago (conocimiento práctico de ecosistemas digitales)</w:t>
       </w:r>
     </w:p>
     <w:p>
@@ -235,7 +304,13 @@
         <w:pStyle w:val="ListBullet"/>
       </w:pPr>
       <w:r>
-        <w:t>Herramientas: Git/GitHub, Linux (RHEL/Ubuntu, WSL2), Vercel, FastAPI, Next.js</w:t>
+        <w:rPr>
+          <w:b/>
+        </w:rPr>
+        <w:t>Herramientas:</w:t>
+      </w:r>
+      <w:r>
+        <w:t xml:space="preserve"> Git/GitHub, Linux (RHEL/Ubuntu, WSL2), Vercel, FastAPI, Next.js</w:t>
       </w:r>
     </w:p>
     <w:p>
@@ -243,14 +318,20 @@
         <w:pStyle w:val="ListBullet"/>
       </w:pPr>
       <w:r>
-        <w:t>Habilidades: Prolijidad y precisión documental, iniciativa y aprendizaje autónomo, trabajo en equipo, orientación a datos y criterio analítico</w:t>
+        <w:rPr>
+          <w:b/>
+        </w:rPr>
+        <w:t>Habilidades:</w:t>
+      </w:r>
+      <w:r>
+        <w:t xml:space="preserve"> Prolijidad y precisión documental, iniciativa y aprendizaje autónomo, trabajo en equipo, orientación a datos y criterio analítico</w:t>
       </w:r>
     </w:p>
     <w:p>
+      <w:pPr>
+        <w:pStyle w:val="Heading1"/>
+      </w:pPr>
       <w:r>
-        <w:rPr>
-          <w:b/>
-        </w:rPr>
         <w:t>CERTIFICACIONES</w:t>
       </w:r>
     </w:p>
@@ -259,7 +340,13 @@
         <w:pStyle w:val="ListBullet"/>
       </w:pPr>
       <w:r>
-        <w:t>Red Hat System Administration I (RH124) — Red Hat Academy, 2025.</w:t>
+        <w:rPr>
+          <w:b/>
+        </w:rPr>
+        <w:t>Red Hat System Administration I (RH124)</w:t>
+      </w:r>
+      <w:r>
+        <w:t xml:space="preserve"> — Red Hat Academy, 2025.</w:t>
       </w:r>
     </w:p>
     <w:p>
@@ -267,7 +354,13 @@
         <w:pStyle w:val="ListBullet"/>
       </w:pPr>
       <w:r>
-        <w:t>Claude Code in Action — Anthropic, 2026.</w:t>
+        <w:rPr>
+          <w:b/>
+        </w:rPr>
+        <w:t>Claude Code in Action</w:t>
+      </w:r>
+      <w:r>
+        <w:t xml:space="preserve"> — Anthropic, 2026.</w:t>
       </w:r>
     </w:p>
     <w:p>
@@ -275,14 +368,20 @@
         <w:pStyle w:val="ListBullet"/>
       </w:pPr>
       <w:r>
-        <w:t>CCNA 1: Introduction to Networks (track Cisco) — UADE, en curso, finalización estimada dic 2026.</w:t>
+        <w:rPr>
+          <w:b/>
+        </w:rPr>
+        <w:t>CCNA 1: Introduction to Networks (track Cisco)</w:t>
+      </w:r>
+      <w:r>
+        <w:t xml:space="preserve"> — UADE, en curso, finalización estimada dic 2026.</w:t>
       </w:r>
     </w:p>
     <w:p>
+      <w:pPr>
+        <w:pStyle w:val="Heading1"/>
+      </w:pPr>
       <w:r>
-        <w:rPr>
-          <w:b/>
-        </w:rPr>
         <w:t>IDIOMAS</w:t>
       </w:r>
     </w:p>
@@ -303,10 +402,10 @@
       </w:r>
     </w:p>
     <w:p>
+      <w:pPr>
+        <w:pStyle w:val="Heading1"/>
+      </w:pPr>
       <w:r>
-        <w:rPr>
-          <w:b/>
-        </w:rPr>
         <w:t>DISPONIBILIDAD</w:t>
       </w:r>
     </w:p>
@@ -763,11 +862,11 @@
       <w:outlineLvl w:val="0"/>
     </w:pPr>
     <w:rPr>
-      <w:rFonts w:asciiTheme="majorHAnsi" w:eastAsiaTheme="majorEastAsia" w:hAnsiTheme="majorHAnsi" w:cstheme="majorBidi"/>
+      <w:rFonts w:asciiTheme="majorHAnsi" w:eastAsiaTheme="majorEastAsia" w:hAnsiTheme="majorHAnsi" w:cstheme="majorBidi" w:ascii="Calibri" w:hAnsi="Calibri"/>
       <w:b/>
       <w:bCs/>
-      <w:color w:val="365F91" w:themeColor="accent1" w:themeShade="BF"/>
-      <w:sz w:val="28"/>
+      <w:color w:val="1A1A1A"/>
+      <w:sz w:val="22"/>
       <w:szCs w:val="28"/>
     </w:rPr>
   </w:style>
@@ -787,11 +886,11 @@
       <w:outlineLvl w:val="1"/>
     </w:pPr>
     <w:rPr>
-      <w:rFonts w:asciiTheme="majorHAnsi" w:eastAsiaTheme="majorEastAsia" w:hAnsiTheme="majorHAnsi" w:cstheme="majorBidi"/>
+      <w:rFonts w:asciiTheme="majorHAnsi" w:eastAsiaTheme="majorEastAsia" w:hAnsiTheme="majorHAnsi" w:cstheme="majorBidi" w:ascii="Calibri" w:hAnsi="Calibri"/>
       <w:b/>
       <w:bCs/>
-      <w:color w:val="4F81BD" w:themeColor="accent1"/>
-      <w:sz w:val="26"/>
+      <w:color w:val="1A1A1A"/>
+      <w:sz w:val="20"/>
       <w:szCs w:val="26"/>
     </w:rPr>
   </w:style>

--- a/CV_Material_Nacho/extras/cvs_personalizados/cv_lotba_investigacion.docx
+++ b/CV_Material_Nacho/extras/cvs_personalizados/cv_lotba_investigacion.docx
@@ -398,7 +398,7 @@
         <w:pStyle w:val="ListBullet"/>
       </w:pPr>
       <w:r>
-        <w:t>Inglés: B1+/B2 — lectura técnica fluida (clave para investigar fuentes internacionales).</w:t>
+        <w:t>Inglés: B1 (intermedio), autoevaluado, sin certificación formal. Leo documentación técnica en inglés.</w:t>
       </w:r>
     </w:p>
     <w:p>
